--- a/Отчёт_СПО_ЛБ2_Голубёнок,_Харкевич.docx
+++ b/Отчёт_СПО_ЛБ2_Голубёнок,_Харкевич.docx
@@ -1,6 +1,6 @@
 
 <file path=word/document.xml><?xml version="1.0" encoding="utf-8"?>
-<w:document xmlns:wpc="http://schemas.microsoft.com/office/word/2010/wordprocessingCanvas" xmlns:cx="http://schemas.microsoft.com/office/drawing/2014/chartex" xmlns:cx1="http://schemas.microsoft.com/office/drawing/2015/9/8/chartex" xmlns:cx2="http://schemas.microsoft.com/office/drawing/2015/10/21/chartex" xmlns:cx3="http://schemas.microsoft.com/office/drawing/2016/5/9/chartex" xmlns:cx4="http://schemas.microsoft.com/office/drawing/2016/5/10/chartex" xmlns:cx5="http://schemas.microsoft.com/office/drawing/2016/5/11/chartex" xmlns:cx6="http://schemas.microsoft.com/office/drawing/2016/5/12/chartex" xmlns:cx7="http://schemas.microsoft.com/office/drawing/2016/5/13/chartex" xmlns:cx8="http://schemas.microsoft.com/office/drawing/2016/5/14/chartex" xmlns:mc="http://schemas.openxmlformats.org/markup-compatibility/2006" xmlns:aink="http://schemas.microsoft.com/office/drawing/2016/ink" xmlns:am3d="http://schemas.microsoft.com/office/drawing/2017/model3d" xmlns:o="urn:schemas-microsoft-com:office:office" xmlns:oel="http://schemas.microsoft.com/office/2019/extlst" xmlns:r="http://schemas.openxmlformats.org/officeDocument/2006/relationships" xmlns:m="http://schemas.openxmlformats.org/officeDocument/2006/math" xmlns:v="urn:schemas-microsoft-com:vml" xmlns:wp14="http://schemas.microsoft.com/office/word/2010/wordprocessingDrawing" xmlns:wp="http://schemas.openxmlformats.org/drawingml/2006/wordprocessingDrawing" xmlns:w10="urn:schemas-microsoft-com:office:word" xmlns:w="http://schemas.openxmlformats.org/wordprocessingml/2006/main" xmlns:w14="http://schemas.microsoft.com/office/word/2010/wordml" xmlns:w15="http://schemas.microsoft.com/office/word/2012/wordml" xmlns:w16cex="http://schemas.microsoft.com/office/word/2018/wordml/cex" xmlns:w16cid="http://schemas.microsoft.com/office/word/2016/wordml/cid" xmlns:w16="http://schemas.microsoft.com/office/word/2018/wordml" xmlns:w16du="http://schemas.microsoft.com/office/word/2023/wordml/word16du" xmlns:w16sdtdh="http://schemas.microsoft.com/office/word/2020/wordml/sdtdatahash" xmlns:w16sdtfl="http://schemas.microsoft.com/office/word/2024/wordml/sdtformatlock" xmlns:w16se="http://schemas.microsoft.com/office/word/2015/wordml/symex" xmlns:wpg="http://schemas.microsoft.com/office/word/2010/wordprocessingGroup" xmlns:wpi="http://schemas.microsoft.com/office/word/2010/wordprocessingInk" xmlns:wne="http://schemas.microsoft.com/office/word/2006/wordml" xmlns:wps="http://schemas.microsoft.com/office/word/2010/wordprocessingShape" mc:Ignorable="w14 w15 w16se w16cid w16 w16cex w16sdtdh w16sdtfl w16du wp14">
+<w:document xmlns:wpc="http://schemas.microsoft.com/office/word/2010/wordprocessingCanvas" xmlns:cx="http://schemas.microsoft.com/office/drawing/2014/chartex" xmlns:cx1="http://schemas.microsoft.com/office/drawing/2015/9/8/chartex" xmlns:cx2="http://schemas.microsoft.com/office/drawing/2015/10/21/chartex" xmlns:cx3="http://schemas.microsoft.com/office/drawing/2016/5/9/chartex" xmlns:cx4="http://schemas.microsoft.com/office/drawing/2016/5/10/chartex" xmlns:cx5="http://schemas.microsoft.com/office/drawing/2016/5/11/chartex" xmlns:cx6="http://schemas.microsoft.com/office/drawing/2016/5/12/chartex" xmlns:cx7="http://schemas.microsoft.com/office/drawing/2016/5/13/chartex" xmlns:cx8="http://schemas.microsoft.com/office/drawing/2016/5/14/chartex" xmlns:mc="http://schemas.openxmlformats.org/markup-compatibility/2006" xmlns:aink="http://schemas.microsoft.com/office/drawing/2016/ink" xmlns:am3d="http://schemas.microsoft.com/office/drawing/2017/model3d" xmlns:o="urn:schemas-microsoft-com:office:office" xmlns:r="http://schemas.openxmlformats.org/officeDocument/2006/relationships" xmlns:m="http://schemas.openxmlformats.org/officeDocument/2006/math" xmlns:v="urn:schemas-microsoft-com:vml" xmlns:wp14="http://schemas.microsoft.com/office/word/2010/wordprocessingDrawing" xmlns:wp="http://schemas.openxmlformats.org/drawingml/2006/wordprocessingDrawing" xmlns:w10="urn:schemas-microsoft-com:office:word" xmlns:w="http://schemas.openxmlformats.org/wordprocessingml/2006/main" xmlns:w14="http://schemas.microsoft.com/office/word/2010/wordml" xmlns:w15="http://schemas.microsoft.com/office/word/2012/wordml" xmlns:w16cex="http://schemas.microsoft.com/office/word/2018/wordml/cex" xmlns:w16cid="http://schemas.microsoft.com/office/word/2016/wordml/cid" xmlns:w16="http://schemas.microsoft.com/office/word/2018/wordml" xmlns:w16sdtdh="http://schemas.microsoft.com/office/word/2020/wordml/sdtdatahash" xmlns:w16se="http://schemas.microsoft.com/office/word/2015/wordml/symex" xmlns:wpg="http://schemas.microsoft.com/office/word/2010/wordprocessingGroup" xmlns:wpi="http://schemas.microsoft.com/office/word/2010/wordprocessingInk" xmlns:wne="http://schemas.microsoft.com/office/word/2006/wordml" xmlns:wps="http://schemas.microsoft.com/office/word/2010/wordprocessingShape" mc:Ignorable="w14 w15 w16se w16cid w16 w16cex w16sdtdh wp14">
   <w:body>
     <w:p>
       <w:pPr>
@@ -912,27 +912,7 @@
           <w:szCs w:val="28"/>
           <w:lang w:eastAsia="ru-RU"/>
         </w:rPr>
-        <w:t>= []</w:t>
-      </w:r>
-      <w:proofErr w:type="gramStart"/>
-      <w:r>
-        <w:rPr>
-          <w:rFonts w:ascii="Consolas" w:eastAsia="Liberation Serif" w:hAnsi="Consolas" w:cs="Consolas"/>
-          <w:sz w:val="28"/>
-          <w:szCs w:val="28"/>
-          <w:lang w:eastAsia="ru-RU"/>
-        </w:rPr>
-        <w:t>int{</w:t>
-      </w:r>
-      <w:proofErr w:type="gramEnd"/>
-      <w:r>
-        <w:rPr>
-          <w:rFonts w:ascii="Consolas" w:eastAsia="Liberation Serif" w:hAnsi="Consolas" w:cs="Consolas"/>
-          <w:sz w:val="28"/>
-          <w:szCs w:val="28"/>
-          <w:lang w:eastAsia="ru-RU"/>
-        </w:rPr>
-        <w:t>5, -3, 0, 10, -15, 7, -200, 4}</w:t>
+        <w:t>= []int{5, -3, 0, 10, -15, 7, -200, 4}</w:t>
       </w:r>
     </w:p>
     <w:p>
@@ -2747,7 +2727,6 @@
         </w:rPr>
         <w:tab/>
       </w:r>
-      <w:proofErr w:type="spellStart"/>
       <w:r>
         <w:rPr>
           <w:rFonts w:ascii="Consolas" w:eastAsia="Liberation Serif" w:hAnsi="Consolas" w:cs="Consolas"/>
@@ -2755,39 +2734,38 @@
           <w:szCs w:val="28"/>
           <w:lang w:val="es-US" w:eastAsia="ru-RU"/>
         </w:rPr>
-        <w:t>isValid</w:t>
-      </w:r>
-      <w:proofErr w:type="spellEnd"/>
-      <w:r>
+        <w:t>isValid = y &gt; 0</w:t>
+      </w:r>
+    </w:p>
+    <w:p>
+      <w:pPr>
         <w:rPr>
           <w:rFonts w:ascii="Consolas" w:eastAsia="Liberation Serif" w:hAnsi="Consolas" w:cs="Consolas"/>
           <w:sz w:val="28"/>
           <w:szCs w:val="28"/>
           <w:lang w:val="es-US" w:eastAsia="ru-RU"/>
         </w:rPr>
-        <w:t xml:space="preserve"> = y &gt; 0</w:t>
-      </w:r>
-    </w:p>
-    <w:p>
-      <w:pPr>
+      </w:pPr>
+      <w:r>
         <w:rPr>
           <w:rFonts w:ascii="Consolas" w:eastAsia="Liberation Serif" w:hAnsi="Consolas" w:cs="Consolas"/>
           <w:sz w:val="28"/>
           <w:szCs w:val="28"/>
           <w:lang w:val="es-US" w:eastAsia="ru-RU"/>
         </w:rPr>
-      </w:pPr>
-      <w:r>
+        <w:tab/>
+        <w:t>} else {</w:t>
+      </w:r>
+    </w:p>
+    <w:p>
+      <w:pPr>
         <w:rPr>
           <w:rFonts w:ascii="Consolas" w:eastAsia="Liberation Serif" w:hAnsi="Consolas" w:cs="Consolas"/>
           <w:sz w:val="28"/>
           <w:szCs w:val="28"/>
           <w:lang w:val="es-US" w:eastAsia="ru-RU"/>
         </w:rPr>
-        <w:tab/>
-        <w:t xml:space="preserve">} </w:t>
-      </w:r>
-      <w:proofErr w:type="spellStart"/>
+      </w:pPr>
       <w:r>
         <w:rPr>
           <w:rFonts w:ascii="Consolas" w:eastAsia="Liberation Serif" w:hAnsi="Consolas" w:cs="Consolas"/>
@@ -2795,9 +2773,8 @@
           <w:szCs w:val="28"/>
           <w:lang w:val="es-US" w:eastAsia="ru-RU"/>
         </w:rPr>
-        <w:t>else</w:t>
-      </w:r>
-      <w:proofErr w:type="spellEnd"/>
+        <w:tab/>
+      </w:r>
       <w:r>
         <w:rPr>
           <w:rFonts w:ascii="Consolas" w:eastAsia="Liberation Serif" w:hAnsi="Consolas" w:cs="Consolas"/>
@@ -2805,7 +2782,8 @@
           <w:szCs w:val="28"/>
           <w:lang w:val="es-US" w:eastAsia="ru-RU"/>
         </w:rPr>
-        <w:t xml:space="preserve"> {</w:t>
+        <w:tab/>
+        <w:t>isValid = false</w:t>
       </w:r>
     </w:p>
     <w:p>
@@ -2825,17 +2803,18 @@
           <w:lang w:val="es-US" w:eastAsia="ru-RU"/>
         </w:rPr>
         <w:tab/>
-      </w:r>
-      <w:r>
+        <w:t>}</w:t>
+      </w:r>
+    </w:p>
+    <w:p>
+      <w:pPr>
         <w:rPr>
           <w:rFonts w:ascii="Consolas" w:eastAsia="Liberation Serif" w:hAnsi="Consolas" w:cs="Consolas"/>
           <w:sz w:val="28"/>
           <w:szCs w:val="28"/>
           <w:lang w:val="es-US" w:eastAsia="ru-RU"/>
         </w:rPr>
-        <w:tab/>
-      </w:r>
-      <w:proofErr w:type="spellStart"/>
+      </w:pPr>
       <w:r>
         <w:rPr>
           <w:rFonts w:ascii="Consolas" w:eastAsia="Liberation Serif" w:hAnsi="Consolas" w:cs="Consolas"/>
@@ -2843,9 +2822,8 @@
           <w:szCs w:val="28"/>
           <w:lang w:val="es-US" w:eastAsia="ru-RU"/>
         </w:rPr>
-        <w:t>isValid</w:t>
-      </w:r>
-      <w:proofErr w:type="spellEnd"/>
+        <w:tab/>
+      </w:r>
       <w:r>
         <w:rPr>
           <w:rFonts w:ascii="Consolas" w:eastAsia="Liberation Serif" w:hAnsi="Consolas" w:cs="Consolas"/>
@@ -2853,106 +2831,7 @@
           <w:szCs w:val="28"/>
           <w:lang w:val="es-US" w:eastAsia="ru-RU"/>
         </w:rPr>
-        <w:t xml:space="preserve"> = false</w:t>
-      </w:r>
-    </w:p>
-    <w:p>
-      <w:pPr>
-        <w:rPr>
-          <w:rFonts w:ascii="Consolas" w:eastAsia="Liberation Serif" w:hAnsi="Consolas" w:cs="Consolas"/>
-          <w:sz w:val="28"/>
-          <w:szCs w:val="28"/>
-          <w:lang w:val="es-US" w:eastAsia="ru-RU"/>
-        </w:rPr>
-      </w:pPr>
-      <w:r>
-        <w:rPr>
-          <w:rFonts w:ascii="Consolas" w:eastAsia="Liberation Serif" w:hAnsi="Consolas" w:cs="Consolas"/>
-          <w:sz w:val="28"/>
-          <w:szCs w:val="28"/>
-          <w:lang w:val="es-US" w:eastAsia="ru-RU"/>
-        </w:rPr>
-        <w:tab/>
-        <w:t>}</w:t>
-      </w:r>
-    </w:p>
-    <w:p>
-      <w:pPr>
-        <w:rPr>
-          <w:rFonts w:ascii="Consolas" w:eastAsia="Liberation Serif" w:hAnsi="Consolas" w:cs="Consolas"/>
-          <w:sz w:val="28"/>
-          <w:szCs w:val="28"/>
-          <w:lang w:val="es-US" w:eastAsia="ru-RU"/>
-        </w:rPr>
-      </w:pPr>
-      <w:r>
-        <w:rPr>
-          <w:rFonts w:ascii="Consolas" w:eastAsia="Liberation Serif" w:hAnsi="Consolas" w:cs="Consolas"/>
-          <w:sz w:val="28"/>
-          <w:szCs w:val="28"/>
-          <w:lang w:val="es-US" w:eastAsia="ru-RU"/>
-        </w:rPr>
-        <w:tab/>
-      </w:r>
-      <w:proofErr w:type="spellStart"/>
-      <w:r>
-        <w:rPr>
-          <w:rFonts w:ascii="Consolas" w:eastAsia="Liberation Serif" w:hAnsi="Consolas" w:cs="Consolas"/>
-          <w:sz w:val="28"/>
-          <w:szCs w:val="28"/>
-          <w:lang w:val="es-US" w:eastAsia="ru-RU"/>
-        </w:rPr>
-        <w:t>fmt.Println</w:t>
-      </w:r>
-      <w:proofErr w:type="spellEnd"/>
-      <w:r>
-        <w:rPr>
-          <w:rFonts w:ascii="Consolas" w:eastAsia="Liberation Serif" w:hAnsi="Consolas" w:cs="Consolas"/>
-          <w:sz w:val="28"/>
-          <w:szCs w:val="28"/>
-          <w:lang w:val="es-US" w:eastAsia="ru-RU"/>
-        </w:rPr>
-        <w:t>("</w:t>
-      </w:r>
-      <w:proofErr w:type="spellStart"/>
-      <w:r>
-        <w:rPr>
-          <w:rFonts w:ascii="Consolas" w:eastAsia="Liberation Serif" w:hAnsi="Consolas" w:cs="Consolas"/>
-          <w:sz w:val="28"/>
-          <w:szCs w:val="28"/>
-          <w:lang w:val="es-US" w:eastAsia="ru-RU"/>
-        </w:rPr>
-        <w:t>Valid</w:t>
-      </w:r>
-      <w:proofErr w:type="spellEnd"/>
-      <w:r>
-        <w:rPr>
-          <w:rFonts w:ascii="Consolas" w:eastAsia="Liberation Serif" w:hAnsi="Consolas" w:cs="Consolas"/>
-          <w:sz w:val="28"/>
-          <w:szCs w:val="28"/>
-          <w:lang w:val="es-US" w:eastAsia="ru-RU"/>
-        </w:rPr>
-        <w:t xml:space="preserve">:", </w:t>
-      </w:r>
-      <w:proofErr w:type="spellStart"/>
-      <w:r>
-        <w:rPr>
-          <w:rFonts w:ascii="Consolas" w:eastAsia="Liberation Serif" w:hAnsi="Consolas" w:cs="Consolas"/>
-          <w:sz w:val="28"/>
-          <w:szCs w:val="28"/>
-          <w:lang w:val="es-US" w:eastAsia="ru-RU"/>
-        </w:rPr>
-        <w:t>isValid</w:t>
-      </w:r>
-      <w:proofErr w:type="spellEnd"/>
-      <w:r>
-        <w:rPr>
-          <w:rFonts w:ascii="Consolas" w:eastAsia="Liberation Serif" w:hAnsi="Consolas" w:cs="Consolas"/>
-          <w:sz w:val="28"/>
-          <w:szCs w:val="28"/>
-          <w:lang w:val="es-US" w:eastAsia="ru-RU"/>
-        </w:rPr>
-        <w:t>)</w:t>
+        <w:t>fmt.Println("Valid:", isValid)</w:t>
       </w:r>
     </w:p>
     <w:p>
@@ -3184,8 +3063,11 @@
     <w:p>
       <w:pPr>
         <w:pStyle w:val="HTML"/>
-        <w:ind w:left="-567" w:firstLine="567"/>
-        <w:rPr>
+        <w:ind w:left="360"/>
+        <w:rPr>
+          <w:rFonts w:ascii="Times New Roman" w:hAnsi="Times New Roman" w:cs="Times New Roman"/>
+          <w:sz w:val="28"/>
+          <w:szCs w:val="28"/>
           <w:lang w:val="es-US"/>
         </w:rPr>
       </w:pPr>
@@ -3196,10 +3078,7 @@
         <w:ind w:left="-567"/>
       </w:pPr>
       <w:r>
-        <w:rPr>
-          <w:noProof/>
-        </w:rPr>
-        <w:object w:dxaOrig="15965" w:dyaOrig="15315" w14:anchorId="3A7D62AC">
+        <w:object w:dxaOrig="15960" w:dyaOrig="15390" w14:anchorId="5E9AF5E5">
           <v:shapetype id="_x0000_t75" coordsize="21600,21600" o:spt="75" o:preferrelative="t" path="m@4@5l@4@11@9@11@9@5xe" filled="f" stroked="f">
             <v:stroke joinstyle="miter"/>
             <v:formulas>
@@ -3219,19 +3098,29 @@
             <v:path o:extrusionok="f" gradientshapeok="t" o:connecttype="rect"/>
             <o:lock v:ext="edit" aspectratio="t"/>
           </v:shapetype>
-          <v:shape id="_x0000_i1026" type="#_x0000_t75" alt="" style="width:527.15pt;height:583.7pt;mso-width-percent:0;mso-height-percent:0;mso-width-percent:0;mso-height-percent:0" o:ole="">
+          <v:shape id="_x0000_i1041" type="#_x0000_t75" style="width:520.8pt;height:539.4pt" o:ole="">
             <v:imagedata r:id="rId8" o:title=""/>
           </v:shape>
-          <o:OLEObject Type="Embed" ProgID="Visio.Drawing.15" ShapeID="_x0000_i1026" DrawAspect="Content" ObjectID="_1852278236" r:id="rId9"/>
+          <o:OLEObject Type="Embed" ProgID="Visio.Drawing.15" ShapeID="_x0000_i1041" DrawAspect="Content" ObjectID="_1852297653" r:id="rId9"/>
         </w:object>
       </w:r>
     </w:p>
     <w:p>
       <w:pPr>
+        <w:pStyle w:val="HTML"/>
+        <w:ind w:left="-567"/>
+        <w:rPr>
+          <w:rFonts w:ascii="Times New Roman" w:hAnsi="Times New Roman" w:cs="Times New Roman"/>
+          <w:sz w:val="28"/>
+          <w:szCs w:val="28"/>
+        </w:rPr>
+      </w:pPr>
+    </w:p>
+    <w:p>
+      <w:pPr>
         <w:jc w:val="center"/>
         <w:rPr>
           <w:noProof/>
-          <w:lang w:val="ru-RU"/>
         </w:rPr>
       </w:pPr>
       <w:r>
@@ -3244,15 +3133,21 @@
         </w:rPr>
         <w:br w:type="page"/>
       </w:r>
-      <w:r>
+    </w:p>
+    <w:p>
+      <w:pPr>
+        <w:jc w:val="center"/>
         <w:rPr>
           <w:noProof/>
-        </w:rPr>
-        <w:object w:dxaOrig="21250" w:dyaOrig="16950" w14:anchorId="742DC324">
-          <v:shape id="_x0000_i1025" type="#_x0000_t75" alt="" style="width:468pt;height:372.85pt;mso-width-percent:0;mso-height-percent:0;mso-width-percent:0;mso-height-percent:0" o:ole="">
+          <w:lang w:val="ru-RU"/>
+        </w:rPr>
+      </w:pPr>
+      <w:r>
+        <w:object w:dxaOrig="21889" w:dyaOrig="16944" w14:anchorId="37ADBE7B">
+          <v:shape id="_x0000_i1051" type="#_x0000_t75" style="width:467.4pt;height:361.8pt" o:ole="">
             <v:imagedata r:id="rId10" o:title=""/>
           </v:shape>
-          <o:OLEObject Type="Embed" ProgID="Visio.Drawing.15" ShapeID="_x0000_i1025" DrawAspect="Content" ObjectID="_1852278237" r:id="rId11"/>
+          <o:OLEObject Type="Embed" ProgID="Visio.Drawing.15" ShapeID="_x0000_i1051" DrawAspect="Content" ObjectID="_1852297654" r:id="rId11"/>
         </w:object>
       </w:r>
     </w:p>
@@ -3614,6 +3509,19 @@
         </w:rPr>
         <w:t>:</w:t>
       </w:r>
+    </w:p>
+    <w:p>
+      <w:pPr>
+        <w:pStyle w:val="a8"/>
+        <w:spacing w:after="160" w:line="252" w:lineRule="auto"/>
+        <w:ind w:right="-22"/>
+        <w:jc w:val="both"/>
+        <w:rPr>
+          <w:rFonts w:ascii="Times New Roman" w:hAnsi="Times New Roman" w:cs="Times New Roman"/>
+          <w:sz w:val="28"/>
+          <w:szCs w:val="28"/>
+        </w:rPr>
+      </w:pPr>
     </w:p>
     <w:p>
       <w:pPr>
@@ -3674,7 +3582,7 @@
 </file>
 
 <file path=word/endnotes.xml><?xml version="1.0" encoding="utf-8"?>
-<w:endnotes xmlns:wpc="http://schemas.microsoft.com/office/word/2010/wordprocessingCanvas" xmlns:cx="http://schemas.microsoft.com/office/drawing/2014/chartex" xmlns:cx1="http://schemas.microsoft.com/office/drawing/2015/9/8/chartex" xmlns:cx2="http://schemas.microsoft.com/office/drawing/2015/10/21/chartex" xmlns:cx3="http://schemas.microsoft.com/office/drawing/2016/5/9/chartex" xmlns:cx4="http://schemas.microsoft.com/office/drawing/2016/5/10/chartex" xmlns:cx5="http://schemas.microsoft.com/office/drawing/2016/5/11/chartex" xmlns:cx6="http://schemas.microsoft.com/office/drawing/2016/5/12/chartex" xmlns:cx7="http://schemas.microsoft.com/office/drawing/2016/5/13/chartex" xmlns:cx8="http://schemas.microsoft.com/office/drawing/2016/5/14/chartex" xmlns:mc="http://schemas.openxmlformats.org/markup-compatibility/2006" xmlns:aink="http://schemas.microsoft.com/office/drawing/2016/ink" xmlns:am3d="http://schemas.microsoft.com/office/drawing/2017/model3d" xmlns:o="urn:schemas-microsoft-com:office:office" xmlns:oel="http://schemas.microsoft.com/office/2019/extlst" xmlns:r="http://schemas.openxmlformats.org/officeDocument/2006/relationships" xmlns:m="http://schemas.openxmlformats.org/officeDocument/2006/math" xmlns:v="urn:schemas-microsoft-com:vml" xmlns:wp14="http://schemas.microsoft.com/office/word/2010/wordprocessingDrawing" xmlns:wp="http://schemas.openxmlformats.org/drawingml/2006/wordprocessingDrawing" xmlns:w10="urn:schemas-microsoft-com:office:word" xmlns:w="http://schemas.openxmlformats.org/wordprocessingml/2006/main" xmlns:w14="http://schemas.microsoft.com/office/word/2010/wordml" xmlns:w15="http://schemas.microsoft.com/office/word/2012/wordml" xmlns:w16cex="http://schemas.microsoft.com/office/word/2018/wordml/cex" xmlns:w16cid="http://schemas.microsoft.com/office/word/2016/wordml/cid" xmlns:w16="http://schemas.microsoft.com/office/word/2018/wordml" xmlns:w16du="http://schemas.microsoft.com/office/word/2023/wordml/word16du" xmlns:w16sdtdh="http://schemas.microsoft.com/office/word/2020/wordml/sdtdatahash" xmlns:w16sdtfl="http://schemas.microsoft.com/office/word/2024/wordml/sdtformatlock" xmlns:w16se="http://schemas.microsoft.com/office/word/2015/wordml/symex" xmlns:wpg="http://schemas.microsoft.com/office/word/2010/wordprocessingGroup" xmlns:wpi="http://schemas.microsoft.com/office/word/2010/wordprocessingInk" xmlns:wne="http://schemas.microsoft.com/office/word/2006/wordml" xmlns:wps="http://schemas.microsoft.com/office/word/2010/wordprocessingShape" mc:Ignorable="w14 w15 w16se w16cid w16 w16cex w16sdtdh w16sdtfl w16du wp14">
+<w:endnotes xmlns:wpc="http://schemas.microsoft.com/office/word/2010/wordprocessingCanvas" xmlns:cx="http://schemas.microsoft.com/office/drawing/2014/chartex" xmlns:cx1="http://schemas.microsoft.com/office/drawing/2015/9/8/chartex" xmlns:cx2="http://schemas.microsoft.com/office/drawing/2015/10/21/chartex" xmlns:cx3="http://schemas.microsoft.com/office/drawing/2016/5/9/chartex" xmlns:cx4="http://schemas.microsoft.com/office/drawing/2016/5/10/chartex" xmlns:cx5="http://schemas.microsoft.com/office/drawing/2016/5/11/chartex" xmlns:cx6="http://schemas.microsoft.com/office/drawing/2016/5/12/chartex" xmlns:cx7="http://schemas.microsoft.com/office/drawing/2016/5/13/chartex" xmlns:cx8="http://schemas.microsoft.com/office/drawing/2016/5/14/chartex" xmlns:mc="http://schemas.openxmlformats.org/markup-compatibility/2006" xmlns:aink="http://schemas.microsoft.com/office/drawing/2016/ink" xmlns:am3d="http://schemas.microsoft.com/office/drawing/2017/model3d" xmlns:o="urn:schemas-microsoft-com:office:office" xmlns:r="http://schemas.openxmlformats.org/officeDocument/2006/relationships" xmlns:m="http://schemas.openxmlformats.org/officeDocument/2006/math" xmlns:v="urn:schemas-microsoft-com:vml" xmlns:wp14="http://schemas.microsoft.com/office/word/2010/wordprocessingDrawing" xmlns:wp="http://schemas.openxmlformats.org/drawingml/2006/wordprocessingDrawing" xmlns:w10="urn:schemas-microsoft-com:office:word" xmlns:w="http://schemas.openxmlformats.org/wordprocessingml/2006/main" xmlns:w14="http://schemas.microsoft.com/office/word/2010/wordml" xmlns:w15="http://schemas.microsoft.com/office/word/2012/wordml" xmlns:w16cex="http://schemas.microsoft.com/office/word/2018/wordml/cex" xmlns:w16cid="http://schemas.microsoft.com/office/word/2016/wordml/cid" xmlns:w16="http://schemas.microsoft.com/office/word/2018/wordml" xmlns:w16sdtdh="http://schemas.microsoft.com/office/word/2020/wordml/sdtdatahash" xmlns:w16se="http://schemas.microsoft.com/office/word/2015/wordml/symex" xmlns:wpg="http://schemas.microsoft.com/office/word/2010/wordprocessingGroup" xmlns:wpi="http://schemas.microsoft.com/office/word/2010/wordprocessingInk" xmlns:wne="http://schemas.microsoft.com/office/word/2006/wordml" xmlns:wps="http://schemas.microsoft.com/office/word/2010/wordprocessingShape" mc:Ignorable="w14 w15 w16se w16cid w16 w16cex w16sdtdh wp14">
   <w:endnote w:type="separator" w:id="-1">
     <w:p>
       <w:r>
@@ -3696,7 +3604,7 @@
 </file>
 
 <file path=word/footer1.xml><?xml version="1.0" encoding="utf-8"?>
-<w:ftr xmlns:wpc="http://schemas.microsoft.com/office/word/2010/wordprocessingCanvas" xmlns:cx="http://schemas.microsoft.com/office/drawing/2014/chartex" xmlns:cx1="http://schemas.microsoft.com/office/drawing/2015/9/8/chartex" xmlns:cx2="http://schemas.microsoft.com/office/drawing/2015/10/21/chartex" xmlns:cx3="http://schemas.microsoft.com/office/drawing/2016/5/9/chartex" xmlns:cx4="http://schemas.microsoft.com/office/drawing/2016/5/10/chartex" xmlns:cx5="http://schemas.microsoft.com/office/drawing/2016/5/11/chartex" xmlns:cx6="http://schemas.microsoft.com/office/drawing/2016/5/12/chartex" xmlns:cx7="http://schemas.microsoft.com/office/drawing/2016/5/13/chartex" xmlns:cx8="http://schemas.microsoft.com/office/drawing/2016/5/14/chartex" xmlns:mc="http://schemas.openxmlformats.org/markup-compatibility/2006" xmlns:aink="http://schemas.microsoft.com/office/drawing/2016/ink" xmlns:am3d="http://schemas.microsoft.com/office/drawing/2017/model3d" xmlns:o="urn:schemas-microsoft-com:office:office" xmlns:oel="http://schemas.microsoft.com/office/2019/extlst" xmlns:r="http://schemas.openxmlformats.org/officeDocument/2006/relationships" xmlns:m="http://schemas.openxmlformats.org/officeDocument/2006/math" xmlns:v="urn:schemas-microsoft-com:vml" xmlns:wp14="http://schemas.microsoft.com/office/word/2010/wordprocessingDrawing" xmlns:wp="http://schemas.openxmlformats.org/drawingml/2006/wordprocessingDrawing" xmlns:w10="urn:schemas-microsoft-com:office:word" xmlns:w="http://schemas.openxmlformats.org/wordprocessingml/2006/main" xmlns:w14="http://schemas.microsoft.com/office/word/2010/wordml" xmlns:w15="http://schemas.microsoft.com/office/word/2012/wordml" xmlns:w16cex="http://schemas.microsoft.com/office/word/2018/wordml/cex" xmlns:w16cid="http://schemas.microsoft.com/office/word/2016/wordml/cid" xmlns:w16="http://schemas.microsoft.com/office/word/2018/wordml" xmlns:w16du="http://schemas.microsoft.com/office/word/2023/wordml/word16du" xmlns:w16sdtdh="http://schemas.microsoft.com/office/word/2020/wordml/sdtdatahash" xmlns:w16sdtfl="http://schemas.microsoft.com/office/word/2024/wordml/sdtformatlock" xmlns:w16se="http://schemas.microsoft.com/office/word/2015/wordml/symex" xmlns:wpg="http://schemas.microsoft.com/office/word/2010/wordprocessingGroup" xmlns:wpi="http://schemas.microsoft.com/office/word/2010/wordprocessingInk" xmlns:wne="http://schemas.microsoft.com/office/word/2006/wordml" xmlns:wps="http://schemas.microsoft.com/office/word/2010/wordprocessingShape" mc:Ignorable="w14 w15 w16se w16cid w16 w16cex w16sdtdh w16sdtfl w16du wp14">
+<w:ftr xmlns:wpc="http://schemas.microsoft.com/office/word/2010/wordprocessingCanvas" xmlns:cx="http://schemas.microsoft.com/office/drawing/2014/chartex" xmlns:cx1="http://schemas.microsoft.com/office/drawing/2015/9/8/chartex" xmlns:cx2="http://schemas.microsoft.com/office/drawing/2015/10/21/chartex" xmlns:cx3="http://schemas.microsoft.com/office/drawing/2016/5/9/chartex" xmlns:cx4="http://schemas.microsoft.com/office/drawing/2016/5/10/chartex" xmlns:cx5="http://schemas.microsoft.com/office/drawing/2016/5/11/chartex" xmlns:cx6="http://schemas.microsoft.com/office/drawing/2016/5/12/chartex" xmlns:cx7="http://schemas.microsoft.com/office/drawing/2016/5/13/chartex" xmlns:cx8="http://schemas.microsoft.com/office/drawing/2016/5/14/chartex" xmlns:mc="http://schemas.openxmlformats.org/markup-compatibility/2006" xmlns:aink="http://schemas.microsoft.com/office/drawing/2016/ink" xmlns:am3d="http://schemas.microsoft.com/office/drawing/2017/model3d" xmlns:o="urn:schemas-microsoft-com:office:office" xmlns:r="http://schemas.openxmlformats.org/officeDocument/2006/relationships" xmlns:m="http://schemas.openxmlformats.org/officeDocument/2006/math" xmlns:v="urn:schemas-microsoft-com:vml" xmlns:wp14="http://schemas.microsoft.com/office/word/2010/wordprocessingDrawing" xmlns:wp="http://schemas.openxmlformats.org/drawingml/2006/wordprocessingDrawing" xmlns:w10="urn:schemas-microsoft-com:office:word" xmlns:w="http://schemas.openxmlformats.org/wordprocessingml/2006/main" xmlns:w14="http://schemas.microsoft.com/office/word/2010/wordml" xmlns:w15="http://schemas.microsoft.com/office/word/2012/wordml" xmlns:w16cex="http://schemas.microsoft.com/office/word/2018/wordml/cex" xmlns:w16cid="http://schemas.microsoft.com/office/word/2016/wordml/cid" xmlns:w16="http://schemas.microsoft.com/office/word/2018/wordml" xmlns:w16sdtdh="http://schemas.microsoft.com/office/word/2020/wordml/sdtdatahash" xmlns:w16se="http://schemas.microsoft.com/office/word/2015/wordml/symex" xmlns:wpg="http://schemas.microsoft.com/office/word/2010/wordprocessingGroup" xmlns:wpi="http://schemas.microsoft.com/office/word/2010/wordprocessingInk" xmlns:wne="http://schemas.microsoft.com/office/word/2006/wordml" xmlns:wps="http://schemas.microsoft.com/office/word/2010/wordprocessingShape" mc:Ignorable="w14 w15 w16se w16cid w16 w16cex w16sdtdh wp14">
   <w:sdt>
     <w:sdtPr>
       <w:id w:val="951121561"/>
@@ -3705,6 +3613,7 @@
         <w:docPartUnique/>
       </w:docPartObj>
     </w:sdtPr>
+    <w:sdtEndPr/>
     <w:sdtContent>
       <w:p>
         <w:pPr>
@@ -3741,7 +3650,7 @@
 </file>
 
 <file path=word/footnotes.xml><?xml version="1.0" encoding="utf-8"?>
-<w:footnotes xmlns:wpc="http://schemas.microsoft.com/office/word/2010/wordprocessingCanvas" xmlns:cx="http://schemas.microsoft.com/office/drawing/2014/chartex" xmlns:cx1="http://schemas.microsoft.com/office/drawing/2015/9/8/chartex" xmlns:cx2="http://schemas.microsoft.com/office/drawing/2015/10/21/chartex" xmlns:cx3="http://schemas.microsoft.com/office/drawing/2016/5/9/chartex" xmlns:cx4="http://schemas.microsoft.com/office/drawing/2016/5/10/chartex" xmlns:cx5="http://schemas.microsoft.com/office/drawing/2016/5/11/chartex" xmlns:cx6="http://schemas.microsoft.com/office/drawing/2016/5/12/chartex" xmlns:cx7="http://schemas.microsoft.com/office/drawing/2016/5/13/chartex" xmlns:cx8="http://schemas.microsoft.com/office/drawing/2016/5/14/chartex" xmlns:mc="http://schemas.openxmlformats.org/markup-compatibility/2006" xmlns:aink="http://schemas.microsoft.com/office/drawing/2016/ink" xmlns:am3d="http://schemas.microsoft.com/office/drawing/2017/model3d" xmlns:o="urn:schemas-microsoft-com:office:office" xmlns:oel="http://schemas.microsoft.com/office/2019/extlst" xmlns:r="http://schemas.openxmlformats.org/officeDocument/2006/relationships" xmlns:m="http://schemas.openxmlformats.org/officeDocument/2006/math" xmlns:v="urn:schemas-microsoft-com:vml" xmlns:wp14="http://schemas.microsoft.com/office/word/2010/wordprocessingDrawing" xmlns:wp="http://schemas.openxmlformats.org/drawingml/2006/wordprocessingDrawing" xmlns:w10="urn:schemas-microsoft-com:office:word" xmlns:w="http://schemas.openxmlformats.org/wordprocessingml/2006/main" xmlns:w14="http://schemas.microsoft.com/office/word/2010/wordml" xmlns:w15="http://schemas.microsoft.com/office/word/2012/wordml" xmlns:w16cex="http://schemas.microsoft.com/office/word/2018/wordml/cex" xmlns:w16cid="http://schemas.microsoft.com/office/word/2016/wordml/cid" xmlns:w16="http://schemas.microsoft.com/office/word/2018/wordml" xmlns:w16du="http://schemas.microsoft.com/office/word/2023/wordml/word16du" xmlns:w16sdtdh="http://schemas.microsoft.com/office/word/2020/wordml/sdtdatahash" xmlns:w16sdtfl="http://schemas.microsoft.com/office/word/2024/wordml/sdtformatlock" xmlns:w16se="http://schemas.microsoft.com/office/word/2015/wordml/symex" xmlns:wpg="http://schemas.microsoft.com/office/word/2010/wordprocessingGroup" xmlns:wpi="http://schemas.microsoft.com/office/word/2010/wordprocessingInk" xmlns:wne="http://schemas.microsoft.com/office/word/2006/wordml" xmlns:wps="http://schemas.microsoft.com/office/word/2010/wordprocessingShape" mc:Ignorable="w14 w15 w16se w16cid w16 w16cex w16sdtdh w16sdtfl w16du wp14">
+<w:footnotes xmlns:wpc="http://schemas.microsoft.com/office/word/2010/wordprocessingCanvas" xmlns:cx="http://schemas.microsoft.com/office/drawing/2014/chartex" xmlns:cx1="http://schemas.microsoft.com/office/drawing/2015/9/8/chartex" xmlns:cx2="http://schemas.microsoft.com/office/drawing/2015/10/21/chartex" xmlns:cx3="http://schemas.microsoft.com/office/drawing/2016/5/9/chartex" xmlns:cx4="http://schemas.microsoft.com/office/drawing/2016/5/10/chartex" xmlns:cx5="http://schemas.microsoft.com/office/drawing/2016/5/11/chartex" xmlns:cx6="http://schemas.microsoft.com/office/drawing/2016/5/12/chartex" xmlns:cx7="http://schemas.microsoft.com/office/drawing/2016/5/13/chartex" xmlns:cx8="http://schemas.microsoft.com/office/drawing/2016/5/14/chartex" xmlns:mc="http://schemas.openxmlformats.org/markup-compatibility/2006" xmlns:aink="http://schemas.microsoft.com/office/drawing/2016/ink" xmlns:am3d="http://schemas.microsoft.com/office/drawing/2017/model3d" xmlns:o="urn:schemas-microsoft-com:office:office" xmlns:r="http://schemas.openxmlformats.org/officeDocument/2006/relationships" xmlns:m="http://schemas.openxmlformats.org/officeDocument/2006/math" xmlns:v="urn:schemas-microsoft-com:vml" xmlns:wp14="http://schemas.microsoft.com/office/word/2010/wordprocessingDrawing" xmlns:wp="http://schemas.openxmlformats.org/drawingml/2006/wordprocessingDrawing" xmlns:w10="urn:schemas-microsoft-com:office:word" xmlns:w="http://schemas.openxmlformats.org/wordprocessingml/2006/main" xmlns:w14="http://schemas.microsoft.com/office/word/2010/wordml" xmlns:w15="http://schemas.microsoft.com/office/word/2012/wordml" xmlns:w16cex="http://schemas.microsoft.com/office/word/2018/wordml/cex" xmlns:w16cid="http://schemas.microsoft.com/office/word/2016/wordml/cid" xmlns:w16="http://schemas.microsoft.com/office/word/2018/wordml" xmlns:w16sdtdh="http://schemas.microsoft.com/office/word/2020/wordml/sdtdatahash" xmlns:w16se="http://schemas.microsoft.com/office/word/2015/wordml/symex" xmlns:wpg="http://schemas.microsoft.com/office/word/2010/wordprocessingGroup" xmlns:wpi="http://schemas.microsoft.com/office/word/2010/wordprocessingInk" xmlns:wne="http://schemas.microsoft.com/office/word/2006/wordml" xmlns:wps="http://schemas.microsoft.com/office/word/2010/wordprocessingShape" mc:Ignorable="w14 w15 w16se w16cid w16 w16cex w16sdtdh wp14">
   <w:footnote w:type="separator" w:id="-1">
     <w:p>
       <w:r>
@@ -3763,7 +3672,7 @@
 </file>
 
 <file path=word/numbering.xml><?xml version="1.0" encoding="utf-8"?>
-<w:numbering xmlns:wpc="http://schemas.microsoft.com/office/word/2010/wordprocessingCanvas" xmlns:cx="http://schemas.microsoft.com/office/drawing/2014/chartex" xmlns:cx1="http://schemas.microsoft.com/office/drawing/2015/9/8/chartex" xmlns:cx2="http://schemas.microsoft.com/office/drawing/2015/10/21/chartex" xmlns:cx3="http://schemas.microsoft.com/office/drawing/2016/5/9/chartex" xmlns:cx4="http://schemas.microsoft.com/office/drawing/2016/5/10/chartex" xmlns:cx5="http://schemas.microsoft.com/office/drawing/2016/5/11/chartex" xmlns:cx6="http://schemas.microsoft.com/office/drawing/2016/5/12/chartex" xmlns:cx7="http://schemas.microsoft.com/office/drawing/2016/5/13/chartex" xmlns:cx8="http://schemas.microsoft.com/office/drawing/2016/5/14/chartex" xmlns:mc="http://schemas.openxmlformats.org/markup-compatibility/2006" xmlns:aink="http://schemas.microsoft.com/office/drawing/2016/ink" xmlns:am3d="http://schemas.microsoft.com/office/drawing/2017/model3d" xmlns:o="urn:schemas-microsoft-com:office:office" xmlns:oel="http://schemas.microsoft.com/office/2019/extlst" xmlns:r="http://schemas.openxmlformats.org/officeDocument/2006/relationships" xmlns:m="http://schemas.openxmlformats.org/officeDocument/2006/math" xmlns:v="urn:schemas-microsoft-com:vml" xmlns:wp14="http://schemas.microsoft.com/office/word/2010/wordprocessingDrawing" xmlns:wp="http://schemas.openxmlformats.org/drawingml/2006/wordprocessingDrawing" xmlns:w10="urn:schemas-microsoft-com:office:word" xmlns:w="http://schemas.openxmlformats.org/wordprocessingml/2006/main" xmlns:w14="http://schemas.microsoft.com/office/word/2010/wordml" xmlns:w15="http://schemas.microsoft.com/office/word/2012/wordml" xmlns:w16cex="http://schemas.microsoft.com/office/word/2018/wordml/cex" xmlns:w16cid="http://schemas.microsoft.com/office/word/2016/wordml/cid" xmlns:w16="http://schemas.microsoft.com/office/word/2018/wordml" xmlns:w16du="http://schemas.microsoft.com/office/word/2023/wordml/word16du" xmlns:w16sdtdh="http://schemas.microsoft.com/office/word/2020/wordml/sdtdatahash" xmlns:w16sdtfl="http://schemas.microsoft.com/office/word/2024/wordml/sdtformatlock" xmlns:w16se="http://schemas.microsoft.com/office/word/2015/wordml/symex" xmlns:wpg="http://schemas.microsoft.com/office/word/2010/wordprocessingGroup" xmlns:wpi="http://schemas.microsoft.com/office/word/2010/wordprocessingInk" xmlns:wne="http://schemas.microsoft.com/office/word/2006/wordml" xmlns:wps="http://schemas.microsoft.com/office/word/2010/wordprocessingShape" mc:Ignorable="w14 w15 w16se w16cid w16 w16cex w16sdtdh w16sdtfl w16du wp14">
+<w:numbering xmlns:wpc="http://schemas.microsoft.com/office/word/2010/wordprocessingCanvas" xmlns:cx="http://schemas.microsoft.com/office/drawing/2014/chartex" xmlns:cx1="http://schemas.microsoft.com/office/drawing/2015/9/8/chartex" xmlns:cx2="http://schemas.microsoft.com/office/drawing/2015/10/21/chartex" xmlns:cx3="http://schemas.microsoft.com/office/drawing/2016/5/9/chartex" xmlns:cx4="http://schemas.microsoft.com/office/drawing/2016/5/10/chartex" xmlns:cx5="http://schemas.microsoft.com/office/drawing/2016/5/11/chartex" xmlns:cx6="http://schemas.microsoft.com/office/drawing/2016/5/12/chartex" xmlns:cx7="http://schemas.microsoft.com/office/drawing/2016/5/13/chartex" xmlns:cx8="http://schemas.microsoft.com/office/drawing/2016/5/14/chartex" xmlns:mc="http://schemas.openxmlformats.org/markup-compatibility/2006" xmlns:aink="http://schemas.microsoft.com/office/drawing/2016/ink" xmlns:am3d="http://schemas.microsoft.com/office/drawing/2017/model3d" xmlns:o="urn:schemas-microsoft-com:office:office" xmlns:r="http://schemas.openxmlformats.org/officeDocument/2006/relationships" xmlns:m="http://schemas.openxmlformats.org/officeDocument/2006/math" xmlns:v="urn:schemas-microsoft-com:vml" xmlns:wp14="http://schemas.microsoft.com/office/word/2010/wordprocessingDrawing" xmlns:wp="http://schemas.openxmlformats.org/drawingml/2006/wordprocessingDrawing" xmlns:w10="urn:schemas-microsoft-com:office:word" xmlns:w="http://schemas.openxmlformats.org/wordprocessingml/2006/main" xmlns:w14="http://schemas.microsoft.com/office/word/2010/wordml" xmlns:w15="http://schemas.microsoft.com/office/word/2012/wordml" xmlns:w16cex="http://schemas.microsoft.com/office/word/2018/wordml/cex" xmlns:w16cid="http://schemas.microsoft.com/office/word/2016/wordml/cid" xmlns:w16="http://schemas.microsoft.com/office/word/2018/wordml" xmlns:w16sdtdh="http://schemas.microsoft.com/office/word/2020/wordml/sdtdatahash" xmlns:w16se="http://schemas.microsoft.com/office/word/2015/wordml/symex" xmlns:wpg="http://schemas.microsoft.com/office/word/2010/wordprocessingGroup" xmlns:wpi="http://schemas.microsoft.com/office/word/2010/wordprocessingInk" xmlns:wne="http://schemas.microsoft.com/office/word/2006/wordml" xmlns:wps="http://schemas.microsoft.com/office/word/2010/wordprocessingShape" mc:Ignorable="w14 w15 w16se w16cid w16 w16cex w16sdtdh wp14">
   <w:abstractNum w:abstractNumId="0" w15:restartNumberingAfterBreak="0">
     <w:nsid w:val="F78804A0"/>
     <w:multiLevelType w:val="singleLevel"/>
@@ -4855,53 +4764,53 @@
       </w:pPr>
     </w:lvl>
   </w:abstractNum>
-  <w:num w:numId="1" w16cid:durableId="1955943412">
+  <w:num w:numId="1">
     <w:abstractNumId w:val="7"/>
   </w:num>
-  <w:num w:numId="2" w16cid:durableId="1496536310">
+  <w:num w:numId="2">
     <w:abstractNumId w:val="3"/>
   </w:num>
-  <w:num w:numId="3" w16cid:durableId="1806658599">
+  <w:num w:numId="3">
     <w:abstractNumId w:val="2"/>
   </w:num>
-  <w:num w:numId="4" w16cid:durableId="828835367">
+  <w:num w:numId="4">
     <w:abstractNumId w:val="11"/>
   </w:num>
-  <w:num w:numId="5" w16cid:durableId="1534490483">
+  <w:num w:numId="5">
     <w:abstractNumId w:val="8"/>
   </w:num>
-  <w:num w:numId="6" w16cid:durableId="1707219117">
+  <w:num w:numId="6">
     <w:abstractNumId w:val="4"/>
   </w:num>
-  <w:num w:numId="7" w16cid:durableId="1902785420">
+  <w:num w:numId="7">
     <w:abstractNumId w:val="0"/>
   </w:num>
-  <w:num w:numId="8" w16cid:durableId="2041659895">
+  <w:num w:numId="8">
     <w:abstractNumId w:val="6"/>
   </w:num>
-  <w:num w:numId="9" w16cid:durableId="1432779441">
+  <w:num w:numId="9">
     <w:abstractNumId w:val="10"/>
   </w:num>
-  <w:num w:numId="10" w16cid:durableId="255405106">
+  <w:num w:numId="10">
     <w:abstractNumId w:val="1"/>
   </w:num>
-  <w:num w:numId="11" w16cid:durableId="2117747497">
+  <w:num w:numId="11">
     <w:abstractNumId w:val="5"/>
   </w:num>
-  <w:num w:numId="12" w16cid:durableId="2128229822">
+  <w:num w:numId="12">
     <w:abstractNumId w:val="13"/>
   </w:num>
-  <w:num w:numId="13" w16cid:durableId="1991790751">
+  <w:num w:numId="13">
     <w:abstractNumId w:val="9"/>
   </w:num>
-  <w:num w:numId="14" w16cid:durableId="1419323142">
+  <w:num w:numId="14">
     <w:abstractNumId w:val="12"/>
   </w:num>
 </w:numbering>
 </file>
 
 <file path=word/styles.xml><?xml version="1.0" encoding="utf-8"?>
-<w:styles xmlns:mc="http://schemas.openxmlformats.org/markup-compatibility/2006" xmlns:r="http://schemas.openxmlformats.org/officeDocument/2006/relationships" xmlns:w="http://schemas.openxmlformats.org/wordprocessingml/2006/main" xmlns:w14="http://schemas.microsoft.com/office/word/2010/wordml" xmlns:w15="http://schemas.microsoft.com/office/word/2012/wordml" xmlns:w16cex="http://schemas.microsoft.com/office/word/2018/wordml/cex" xmlns:w16cid="http://schemas.microsoft.com/office/word/2016/wordml/cid" xmlns:w16="http://schemas.microsoft.com/office/word/2018/wordml" xmlns:w16du="http://schemas.microsoft.com/office/word/2023/wordml/word16du" xmlns:w16sdtdh="http://schemas.microsoft.com/office/word/2020/wordml/sdtdatahash" xmlns:w16sdtfl="http://schemas.microsoft.com/office/word/2024/wordml/sdtformatlock" xmlns:w16se="http://schemas.microsoft.com/office/word/2015/wordml/symex" mc:Ignorable="w14 w15 w16se w16cid w16 w16cex w16sdtdh w16sdtfl w16du">
+<w:styles xmlns:mc="http://schemas.openxmlformats.org/markup-compatibility/2006" xmlns:r="http://schemas.openxmlformats.org/officeDocument/2006/relationships" xmlns:w="http://schemas.openxmlformats.org/wordprocessingml/2006/main" xmlns:w14="http://schemas.microsoft.com/office/word/2010/wordml" xmlns:w15="http://schemas.microsoft.com/office/word/2012/wordml" xmlns:w16cex="http://schemas.microsoft.com/office/word/2018/wordml/cex" xmlns:w16cid="http://schemas.microsoft.com/office/word/2016/wordml/cid" xmlns:w16="http://schemas.microsoft.com/office/word/2018/wordml" xmlns:w16sdtdh="http://schemas.microsoft.com/office/word/2020/wordml/sdtdatahash" xmlns:w16se="http://schemas.microsoft.com/office/word/2015/wordml/symex" mc:Ignorable="w14 w15 w16se w16cid w16 w16cex w16sdtdh">
   <w:docDefaults>
     <w:rPrDefault>
       <w:rPr>
